--- a/public/documents/Jaydon_Carter_Resume.docx
+++ b/public/documents/Jaydon_Carter_Resume.docx
@@ -23,25 +23,6 @@
           <w:rtl w:val="0"/>
         </w:rPr>
         <w:t xml:space="preserve">Jaydon Carter</w:t>
-      </w:r>
-    </w:p>
-    <w:p>
-      <w:pPr>
-        <w:jc w:val="center"/>
-        <w:rPr>
-          <w:rFonts w:ascii="Times New Roman" w:cs="Times New Roman" w:eastAsia="Times New Roman" w:hAnsi="Times New Roman"/>
-          <w:i w:val="1"/>
-          <w:iCs w:val="1"/>
-        </w:rPr>
-      </w:pPr>
-      <w:r>
-        <w:rPr>
-          <w:rFonts w:ascii="Times New Roman" w:cs="Times New Roman" w:eastAsia="Times New Roman" w:hAnsi="Times New Roman"/>
-          <w:i w:val="1"/>
-          <w:iCs w:val="1"/>
-          <w:rtl w:val="0"/>
-        </w:rPr>
-        <w:t xml:space="preserve">Computer Science | Software Engineering | Mathematics</w:t>
       </w:r>
     </w:p>
     <w:p>
@@ -356,7 +337,7 @@
           <w:iCs w:val="1"/>
           <w:rtl w:val="0"/>
         </w:rPr>
-        <w:t xml:space="preserve">January 2026 - Present</w:t>
+        <w:t xml:space="preserve">January 2026 – Present</w:t>
       </w:r>
     </w:p>
     <w:p>
@@ -423,7 +404,7 @@
           <w:rFonts w:ascii="Times New Roman" w:cs="Times New Roman" w:eastAsia="Times New Roman" w:hAnsi="Times New Roman"/>
           <w:rtl w:val="0"/>
         </w:rPr>
-        <w:t xml:space="preserve"> Data Structures and Algorithms, Calculus II</w:t>
+        <w:t xml:space="preserve"> Data Structures and Algorithms, Software Engineering I, Calculus II, Abstract Linear Algebra, Discrete Mathematics, Engineering Probability and Statistics</w:t>
       </w:r>
     </w:p>
     <w:p>
@@ -456,7 +437,7 @@
           <w:rFonts w:ascii="Times New Roman" w:cs="Times New Roman" w:eastAsia="Times New Roman" w:hAnsi="Times New Roman"/>
           <w:rtl w:val="0"/>
         </w:rPr>
-        <w:t xml:space="preserve"> Honors College, College of Engineering Transfer Scholarship</w:t>
+        <w:t xml:space="preserve"> Honors College, Price College of Engineering Scholarship, Dean’s List</w:t>
       </w:r>
     </w:p>
     <w:p>
@@ -531,7 +512,7 @@
           <w:iCs w:val="1"/>
           <w:rtl w:val="0"/>
         </w:rPr>
-        <w:t xml:space="preserve">January 2025 - December 2025</w:t>
+        <w:t xml:space="preserve">January 2025 – December 2025</w:t>
       </w:r>
     </w:p>
     <w:p>
@@ -598,7 +579,106 @@
           <w:rFonts w:ascii="Times New Roman" w:cs="Times New Roman" w:eastAsia="Times New Roman" w:hAnsi="Times New Roman"/>
           <w:rtl w:val="0"/>
         </w:rPr>
-        <w:t xml:space="preserve"> Introduction to Programming, Object-Oriented Programming, College Algebra, Trigonometry, Calculus I, Technology and Ethics</w:t>
+        <w:t xml:space="preserve"> Object-Oriented Programming, Calculus I, Technology and Ethics</w:t>
+      </w:r>
+    </w:p>
+    <w:p>
+      <w:pPr>
+        <w:spacing w:before="160" w:line="240" w:lineRule="auto"/>
+        <w:rPr>
+          <w:rFonts w:ascii="Times New Roman" w:cs="Times New Roman" w:eastAsia="Times New Roman" w:hAnsi="Times New Roman"/>
+          <w:b w:val="1"/>
+          <w:bCs w:val="1"/>
+        </w:rPr>
+      </w:pPr>
+      <w:r>
+        <w:rPr>
+          <w:rFonts w:ascii="Times New Roman" w:cs="Times New Roman" w:eastAsia="Times New Roman" w:hAnsi="Times New Roman"/>
+          <w:b w:val="1"/>
+          <w:bCs w:val="1"/>
+          <w:rtl w:val="0"/>
+        </w:rPr>
+        <w:t xml:space="preserve">WORK EXPERIENCE</w:t>
+      </w:r>
+    </w:p>
+    <w:p>
+      <w:pPr>
+        <w:rPr>
+          <w:rFonts w:ascii="Times New Roman" w:cs="Times New Roman" w:eastAsia="Times New Roman" w:hAnsi="Times New Roman"/>
+          <w:sz w:val="8"/>
+          <w:szCs w:val="8"/>
+        </w:rPr>
+      </w:pPr>
+      <w:r>
+        <w:pict>
+          <v:rect style="width:0.0pt;height:1.5pt" o:hr="t" o:hrstd="t" o:hralign="center" fillcolor="#A0A0A0" stroked="f"/>
+        </w:pict>
+      </w:r>
+      <w:r>
+        <w:rPr>
+          <w:rtl w:val="0"/>
+        </w:rPr>
+      </w:r>
+    </w:p>
+    <w:p>
+      <w:pPr>
+        <w:tabs>
+          <w:tab w:val="right" w:leader="none" w:pos="9360"/>
+        </w:tabs>
+        <w:rPr>
+          <w:rFonts w:ascii="Times New Roman" w:cs="Times New Roman" w:eastAsia="Times New Roman" w:hAnsi="Times New Roman"/>
+          <w:i w:val="1"/>
+          <w:iCs w:val="1"/>
+        </w:rPr>
+      </w:pPr>
+      <w:r>
+        <w:rPr>
+          <w:rFonts w:ascii="Times New Roman" w:cs="Times New Roman" w:eastAsia="Times New Roman" w:hAnsi="Times New Roman"/>
+          <w:b w:val="1"/>
+          <w:bCs w:val="1"/>
+          <w:rtl w:val="0"/>
+        </w:rPr>
+        <w:t xml:space="preserve">University of Utah </w:t>
+      </w:r>
+      <w:r>
+        <w:rPr>
+          <w:rFonts w:ascii="Times New Roman" w:cs="Times New Roman" w:eastAsia="Times New Roman" w:hAnsi="Times New Roman"/>
+          <w:rtl w:val="0"/>
+        </w:rPr>
+        <w:tab/>
+      </w:r>
+      <w:r>
+        <w:rPr>
+          <w:rFonts w:ascii="Times New Roman" w:cs="Times New Roman" w:eastAsia="Times New Roman" w:hAnsi="Times New Roman"/>
+          <w:i w:val="1"/>
+          <w:iCs w:val="1"/>
+          <w:rtl w:val="0"/>
+        </w:rPr>
+        <w:t xml:space="preserve">August 2026 - Present</w:t>
+      </w:r>
+    </w:p>
+    <w:p>
+      <w:pPr>
+        <w:tabs>
+          <w:tab w:val="right" w:leader="none" w:pos="9360"/>
+        </w:tabs>
+        <w:rPr>
+          <w:rFonts w:ascii="Times New Roman" w:cs="Times New Roman" w:eastAsia="Times New Roman" w:hAnsi="Times New Roman"/>
+        </w:rPr>
+      </w:pPr>
+      <w:r>
+        <w:rPr>
+          <w:rFonts w:ascii="Times New Roman" w:cs="Times New Roman" w:eastAsia="Times New Roman" w:hAnsi="Times New Roman"/>
+          <w:i w:val="1"/>
+          <w:iCs w:val="1"/>
+          <w:rtl w:val="0"/>
+        </w:rPr>
+        <w:t xml:space="preserve">Computer Science Teaching Assistant</w:t>
+      </w:r>
+      <w:r>
+        <w:rPr>
+          <w:rtl w:val="0"/>
+        </w:rPr>
       </w:r>
     </w:p>
     <w:p>
@@ -620,117 +700,41 @@
       <w:r>
         <w:rPr>
           <w:rFonts w:ascii="Times New Roman" w:cs="Times New Roman" w:eastAsia="Times New Roman" w:hAnsi="Times New Roman"/>
-          <w:b w:val="1"/>
-          <w:bCs w:val="1"/>
-          <w:rtl w:val="0"/>
-        </w:rPr>
-        <w:t xml:space="preserve">Honors:</w:t>
-      </w:r>
-      <w:r>
-        <w:rPr>
-          <w:rFonts w:ascii="Times New Roman" w:cs="Times New Roman" w:eastAsia="Times New Roman" w:hAnsi="Times New Roman"/>
-          <w:rtl w:val="0"/>
-        </w:rPr>
-        <w:t xml:space="preserve"> Dean's List</w:t>
-      </w:r>
-    </w:p>
-    <w:p>
-      <w:pPr>
-        <w:spacing w:before="160" w:line="240" w:lineRule="auto"/>
-        <w:rPr>
-          <w:rFonts w:ascii="Times New Roman" w:cs="Times New Roman" w:eastAsia="Times New Roman" w:hAnsi="Times New Roman"/>
-          <w:b w:val="1"/>
-          <w:bCs w:val="1"/>
-        </w:rPr>
-      </w:pPr>
-      <w:r>
-        <w:rPr>
-          <w:rFonts w:ascii="Times New Roman" w:cs="Times New Roman" w:eastAsia="Times New Roman" w:hAnsi="Times New Roman"/>
-          <w:b w:val="1"/>
-          <w:bCs w:val="1"/>
-          <w:rtl w:val="0"/>
-        </w:rPr>
-        <w:t xml:space="preserve">WORK EXPERIENCE</w:t>
-      </w:r>
-    </w:p>
-    <w:p>
-      <w:pPr>
-        <w:rPr>
-          <w:rFonts w:ascii="Times New Roman" w:cs="Times New Roman" w:eastAsia="Times New Roman" w:hAnsi="Times New Roman"/>
-          <w:sz w:val="8"/>
-          <w:szCs w:val="8"/>
-        </w:rPr>
-      </w:pPr>
-      <w:r>
-        <w:pict>
-          <v:rect style="width:0.0pt;height:1.5pt" o:hr="t" o:hrstd="t" o:hralign="center" fillcolor="#A0A0A0" stroked="f"/>
-        </w:pict>
-      </w:r>
-      <w:r>
-        <w:rPr>
-          <w:rtl w:val="0"/>
-        </w:rPr>
-      </w:r>
-    </w:p>
-    <w:p>
-      <w:pPr>
-        <w:tabs>
-          <w:tab w:val="right" w:leader="none" w:pos="9360"/>
-        </w:tabs>
-        <w:rPr>
-          <w:rFonts w:ascii="Times New Roman" w:cs="Times New Roman" w:eastAsia="Times New Roman" w:hAnsi="Times New Roman"/>
-          <w:i w:val="1"/>
-          <w:iCs w:val="1"/>
-        </w:rPr>
-      </w:pPr>
-      <w:r>
-        <w:rPr>
-          <w:rFonts w:ascii="Times New Roman" w:cs="Times New Roman" w:eastAsia="Times New Roman" w:hAnsi="Times New Roman"/>
-          <w:b w:val="1"/>
-          <w:bCs w:val="1"/>
-          <w:rtl w:val="0"/>
-        </w:rPr>
-        <w:t xml:space="preserve">Brian Head Resort</w:t>
-      </w:r>
-      <w:r>
-        <w:rPr>
-          <w:rFonts w:ascii="Times New Roman" w:cs="Times New Roman" w:eastAsia="Times New Roman" w:hAnsi="Times New Roman"/>
-          <w:rtl w:val="0"/>
-        </w:rPr>
-        <w:tab/>
-      </w:r>
-      <w:r>
-        <w:rPr>
-          <w:rFonts w:ascii="Times New Roman" w:cs="Times New Roman" w:eastAsia="Times New Roman" w:hAnsi="Times New Roman"/>
-          <w:i w:val="1"/>
-          <w:iCs w:val="1"/>
-          <w:rtl w:val="0"/>
-        </w:rPr>
-        <w:t xml:space="preserve">October 2024 - March 2025</w:t>
-      </w:r>
-    </w:p>
-    <w:p>
-      <w:pPr>
-        <w:tabs>
-          <w:tab w:val="right" w:leader="none" w:pos="9360"/>
-        </w:tabs>
-        <w:rPr>
-          <w:rFonts w:ascii="Times New Roman" w:cs="Times New Roman" w:eastAsia="Times New Roman" w:hAnsi="Times New Roman"/>
-        </w:rPr>
-      </w:pPr>
-      <w:r>
-        <w:rPr>
-          <w:rFonts w:ascii="Times New Roman" w:cs="Times New Roman" w:eastAsia="Times New Roman" w:hAnsi="Times New Roman"/>
-          <w:i w:val="1"/>
-          <w:iCs w:val="1"/>
-          <w:rtl w:val="0"/>
-        </w:rPr>
-        <w:t xml:space="preserve">Ski Lift Operator</w:t>
-      </w:r>
-      <w:r>
-        <w:rPr>
-          <w:rtl w:val="0"/>
-        </w:rPr>
+          <w:rtl w:val="0"/>
+        </w:rPr>
+        <w:t xml:space="preserve">Led weekly lab sessions and office hours for 150+ computer science students, teaching core software engineering concepts and tools, including </w:t>
+      </w:r>
+      <w:r>
+        <w:rPr>
+          <w:rFonts w:ascii="Times New Roman" w:cs="Times New Roman" w:eastAsia="Times New Roman" w:hAnsi="Times New Roman"/>
+          <w:b w:val="1"/>
+          <w:bCs w:val="1"/>
+          <w:rtl w:val="0"/>
+        </w:rPr>
+        <w:t xml:space="preserve">PyCharm</w:t>
+      </w:r>
+      <w:r>
+        <w:rPr>
+          <w:rFonts w:ascii="Times New Roman" w:cs="Times New Roman" w:eastAsia="Times New Roman" w:hAnsi="Times New Roman"/>
+          <w:rtl w:val="0"/>
+        </w:rPr>
+        <w:t xml:space="preserve"> and </w:t>
+      </w:r>
+      <w:r>
+        <w:rPr>
+          <w:rFonts w:ascii="Times New Roman" w:cs="Times New Roman" w:eastAsia="Times New Roman" w:hAnsi="Times New Roman"/>
+          <w:b w:val="1"/>
+          <w:bCs w:val="1"/>
+          <w:rtl w:val="0"/>
+        </w:rPr>
+        <w:t xml:space="preserve">Linux</w:t>
+      </w:r>
+      <w:r>
+        <w:rPr>
+          <w:rFonts w:ascii="Times New Roman" w:cs="Times New Roman" w:eastAsia="Times New Roman" w:hAnsi="Times New Roman"/>
+          <w:rtl w:val="0"/>
+        </w:rPr>
+        <w:t xml:space="preserve">.</w:t>
       </w:r>
     </w:p>
     <w:p>
@@ -745,16 +749,30 @@
         <w:ind w:left="720" w:hanging="360"/>
         <w:rPr>
           <w:rFonts w:ascii="Times New Roman" w:cs="Times New Roman" w:eastAsia="Times New Roman" w:hAnsi="Times New Roman"/>
-          <w:b w:val="1"/>
-          <w:bCs w:val="1"/>
-        </w:rPr>
-      </w:pPr>
-      <w:r>
-        <w:rPr>
-          <w:rFonts w:ascii="Times New Roman" w:cs="Times New Roman" w:eastAsia="Times New Roman" w:hAnsi="Times New Roman"/>
-          <w:rtl w:val="0"/>
-        </w:rPr>
-        <w:t xml:space="preserve">Documented statistics and lift operation, communicated with other departments.</w:t>
+        </w:rPr>
+      </w:pPr>
+      <w:r>
+        <w:rPr>
+          <w:rFonts w:ascii="Times New Roman" w:cs="Times New Roman" w:eastAsia="Times New Roman" w:hAnsi="Times New Roman"/>
+          <w:rtl w:val="0"/>
+        </w:rPr>
+        <w:t xml:space="preserve">Graded weekly programming assignments and exams in </w:t>
+      </w:r>
+      <w:r>
+        <w:rPr>
+          <w:rFonts w:ascii="Times New Roman" w:cs="Times New Roman" w:eastAsia="Times New Roman" w:hAnsi="Times New Roman"/>
+          <w:b w:val="1"/>
+          <w:bCs w:val="1"/>
+          <w:rtl w:val="0"/>
+        </w:rPr>
+        <w:t xml:space="preserve">Python</w:t>
+      </w:r>
+      <w:r>
+        <w:rPr>
+          <w:rFonts w:ascii="Times New Roman" w:cs="Times New Roman" w:eastAsia="Times New Roman" w:hAnsi="Times New Roman"/>
+          <w:rtl w:val="0"/>
+        </w:rPr>
+        <w:t xml:space="preserve">, delivering constructive feedback to improve code quality.</w:t>
       </w:r>
     </w:p>
     <w:p>
@@ -776,7 +794,106 @@
           <w:rFonts w:ascii="Times New Roman" w:cs="Times New Roman" w:eastAsia="Times New Roman" w:hAnsi="Times New Roman"/>
           <w:rtl w:val="0"/>
         </w:rPr>
-        <w:t xml:space="preserve">Worked collaboratively in a fast-paced environment, developing problem-solving skills under pressure. Ensured the safety and satisfaction of thousands of clients every day.</w:t>
+        <w:t xml:space="preserve">Leveraged </w:t>
+      </w:r>
+      <w:r>
+        <w:rPr>
+          <w:rFonts w:ascii="Times New Roman" w:cs="Times New Roman" w:eastAsia="Times New Roman" w:hAnsi="Times New Roman"/>
+          <w:b w:val="1"/>
+          <w:bCs w:val="1"/>
+          <w:rtl w:val="0"/>
+        </w:rPr>
+        <w:t xml:space="preserve">Codex </w:t>
+      </w:r>
+      <w:r>
+        <w:rPr>
+          <w:rFonts w:ascii="Times New Roman" w:cs="Times New Roman" w:eastAsia="Times New Roman" w:hAnsi="Times New Roman"/>
+          <w:rtl w:val="0"/>
+        </w:rPr>
+        <w:t xml:space="preserve">to improve grading pipeline efficiency and debugging.</w:t>
+      </w:r>
+    </w:p>
+    <w:p>
+      <w:pPr>
+        <w:tabs>
+          <w:tab w:val="right" w:leader="none" w:pos="9360"/>
+        </w:tabs>
+        <w:rPr>
+          <w:rFonts w:ascii="Times New Roman" w:cs="Times New Roman" w:eastAsia="Times New Roman" w:hAnsi="Times New Roman"/>
+          <w:i w:val="1"/>
+          <w:iCs w:val="1"/>
+        </w:rPr>
+      </w:pPr>
+      <w:r>
+        <w:rPr>
+          <w:rFonts w:ascii="Times New Roman" w:cs="Times New Roman" w:eastAsia="Times New Roman" w:hAnsi="Times New Roman"/>
+          <w:b w:val="1"/>
+          <w:bCs w:val="1"/>
+          <w:rtl w:val="0"/>
+        </w:rPr>
+        <w:t xml:space="preserve">Brian Head Resort</w:t>
+      </w:r>
+      <w:r>
+        <w:rPr>
+          <w:rFonts w:ascii="Times New Roman" w:cs="Times New Roman" w:eastAsia="Times New Roman" w:hAnsi="Times New Roman"/>
+          <w:rtl w:val="0"/>
+        </w:rPr>
+        <w:tab/>
+      </w:r>
+      <w:r>
+        <w:rPr>
+          <w:rFonts w:ascii="Times New Roman" w:cs="Times New Roman" w:eastAsia="Times New Roman" w:hAnsi="Times New Roman"/>
+          <w:i w:val="1"/>
+          <w:iCs w:val="1"/>
+          <w:rtl w:val="0"/>
+        </w:rPr>
+        <w:t xml:space="preserve">October 2024 - March 2025</w:t>
+      </w:r>
+    </w:p>
+    <w:p>
+      <w:pPr>
+        <w:tabs>
+          <w:tab w:val="right" w:leader="none" w:pos="9360"/>
+        </w:tabs>
+        <w:rPr>
+          <w:rFonts w:ascii="Times New Roman" w:cs="Times New Roman" w:eastAsia="Times New Roman" w:hAnsi="Times New Roman"/>
+        </w:rPr>
+      </w:pPr>
+      <w:r>
+        <w:rPr>
+          <w:rFonts w:ascii="Times New Roman" w:cs="Times New Roman" w:eastAsia="Times New Roman" w:hAnsi="Times New Roman"/>
+          <w:i w:val="1"/>
+          <w:iCs w:val="1"/>
+          <w:rtl w:val="0"/>
+        </w:rPr>
+        <w:t xml:space="preserve">Ski Lift Operator</w:t>
+      </w:r>
+      <w:r>
+        <w:rPr>
+          <w:rtl w:val="0"/>
+        </w:rPr>
+      </w:r>
+    </w:p>
+    <w:p>
+      <w:pPr>
+        <w:numPr>
+          <w:ilvl w:val="0"/>
+          <w:numId w:val="1"/>
+        </w:numPr>
+        <w:tabs>
+          <w:tab w:val="right" w:leader="none" w:pos="9360"/>
+        </w:tabs>
+        <w:ind w:left="720" w:hanging="360"/>
+        <w:rPr>
+          <w:rFonts w:ascii="Times New Roman" w:cs="Times New Roman" w:eastAsia="Times New Roman" w:hAnsi="Times New Roman"/>
+        </w:rPr>
+      </w:pPr>
+      <w:r>
+        <w:rPr>
+          <w:rFonts w:ascii="Times New Roman" w:cs="Times New Roman" w:eastAsia="Times New Roman" w:hAnsi="Times New Roman"/>
+          <w:rtl w:val="0"/>
+        </w:rPr>
+        <w:t xml:space="preserve">Worked collaboratively in a fast-paced environment, developing communication and problem-solving skills under pressure. Ensured the safety of 2,000+ guests daily. </w:t>
       </w:r>
     </w:p>
     <w:p>
@@ -827,6 +944,198 @@
         </w:rPr>
       </w:pPr>
       <w:hyperlink r:id="rId10">
+        <w:r>
+          <w:rPr>
+            <w:rFonts w:ascii="Times New Roman" w:cs="Times New Roman" w:eastAsia="Times New Roman" w:hAnsi="Times New Roman"/>
+            <w:b w:val="1"/>
+            <w:bCs w:val="1"/>
+            <w:u w:val="single"/>
+            <w:rtl w:val="0"/>
+          </w:rPr>
+          <w:t xml:space="preserve">Math Concept Graph</w:t>
+        </w:r>
+      </w:hyperlink>
+      <w:r>
+        <w:rPr>
+          <w:rFonts w:ascii="Times New Roman" w:cs="Times New Roman" w:eastAsia="Times New Roman" w:hAnsi="Times New Roman"/>
+          <w:b w:val="1"/>
+          <w:bCs w:val="1"/>
+          <w:rtl w:val="0"/>
+        </w:rPr>
+        <w:t xml:space="preserve"> |</w:t>
+      </w:r>
+      <w:r>
+        <w:rPr>
+          <w:rFonts w:ascii="Times New Roman" w:cs="Times New Roman" w:eastAsia="Times New Roman" w:hAnsi="Times New Roman"/>
+          <w:rtl w:val="0"/>
+        </w:rPr>
+        <w:t xml:space="preserve"> </w:t>
+      </w:r>
+      <w:r>
+        <w:rPr>
+          <w:rFonts w:ascii="Times New Roman" w:cs="Times New Roman" w:eastAsia="Times New Roman" w:hAnsi="Times New Roman"/>
+          <w:i w:val="1"/>
+          <w:iCs w:val="1"/>
+          <w:rtl w:val="0"/>
+        </w:rPr>
+        <w:t xml:space="preserve">React, D3, LaTeX, Vite, Git</w:t>
+      </w:r>
+      <w:r>
+        <w:rPr>
+          <w:rFonts w:ascii="Times New Roman" w:cs="Times New Roman" w:eastAsia="Times New Roman" w:hAnsi="Times New Roman"/>
+          <w:rtl w:val="0"/>
+        </w:rPr>
+        <w:tab/>
+      </w:r>
+      <w:r>
+        <w:rPr>
+          <w:rFonts w:ascii="Times New Roman" w:cs="Times New Roman" w:eastAsia="Times New Roman" w:hAnsi="Times New Roman"/>
+          <w:i w:val="1"/>
+          <w:iCs w:val="1"/>
+          <w:rtl w:val="0"/>
+        </w:rPr>
+        <w:t xml:space="preserve">April 2026</w:t>
+      </w:r>
+      <w:r>
+        <w:rPr>
+          <w:rtl w:val="0"/>
+        </w:rPr>
+      </w:r>
+    </w:p>
+    <w:p>
+      <w:pPr>
+        <w:numPr>
+          <w:ilvl w:val="0"/>
+          <w:numId w:val="1"/>
+        </w:numPr>
+        <w:tabs>
+          <w:tab w:val="right" w:leader="none" w:pos="9360"/>
+        </w:tabs>
+        <w:ind w:left="720" w:hanging="360"/>
+        <w:rPr>
+          <w:rFonts w:ascii="Times New Roman" w:cs="Times New Roman" w:eastAsia="Times New Roman" w:hAnsi="Times New Roman"/>
+        </w:rPr>
+      </w:pPr>
+      <w:r>
+        <w:rPr>
+          <w:rFonts w:ascii="Times New Roman" w:cs="Times New Roman" w:eastAsia="Times New Roman" w:hAnsi="Times New Roman"/>
+          <w:rtl w:val="0"/>
+        </w:rPr>
+        <w:t xml:space="preserve">Built a responsive interactive dependency graph of 300+ mathematical concepts using </w:t>
+      </w:r>
+      <w:r>
+        <w:rPr>
+          <w:rFonts w:ascii="Times New Roman" w:cs="Times New Roman" w:eastAsia="Times New Roman" w:hAnsi="Times New Roman"/>
+          <w:b w:val="1"/>
+          <w:bCs w:val="1"/>
+          <w:rtl w:val="0"/>
+        </w:rPr>
+        <w:t xml:space="preserve">React</w:t>
+      </w:r>
+      <w:r>
+        <w:rPr>
+          <w:rFonts w:ascii="Times New Roman" w:cs="Times New Roman" w:eastAsia="Times New Roman" w:hAnsi="Times New Roman"/>
+          <w:rtl w:val="0"/>
+        </w:rPr>
+        <w:t xml:space="preserve">, </w:t>
+      </w:r>
+      <w:r>
+        <w:rPr>
+          <w:rFonts w:ascii="Times New Roman" w:cs="Times New Roman" w:eastAsia="Times New Roman" w:hAnsi="Times New Roman"/>
+          <w:b w:val="1"/>
+          <w:bCs w:val="1"/>
+          <w:rtl w:val="0"/>
+        </w:rPr>
+        <w:t xml:space="preserve">D3</w:t>
+      </w:r>
+      <w:r>
+        <w:rPr>
+          <w:rFonts w:ascii="Times New Roman" w:cs="Times New Roman" w:eastAsia="Times New Roman" w:hAnsi="Times New Roman"/>
+          <w:rtl w:val="0"/>
+        </w:rPr>
+        <w:t xml:space="preserve">,</w:t>
+      </w:r>
+      <w:r>
+        <w:rPr>
+          <w:rFonts w:ascii="Times New Roman" w:cs="Times New Roman" w:eastAsia="Times New Roman" w:hAnsi="Times New Roman"/>
+          <w:b w:val="1"/>
+          <w:bCs w:val="1"/>
+          <w:rtl w:val="0"/>
+        </w:rPr>
+        <w:t xml:space="preserve"> Vite</w:t>
+      </w:r>
+      <w:r>
+        <w:rPr>
+          <w:rFonts w:ascii="Times New Roman" w:cs="Times New Roman" w:eastAsia="Times New Roman" w:hAnsi="Times New Roman"/>
+          <w:rtl w:val="0"/>
+        </w:rPr>
+        <w:t xml:space="preserve">, and </w:t>
+      </w:r>
+      <w:r>
+        <w:rPr>
+          <w:rFonts w:ascii="Times New Roman" w:cs="Times New Roman" w:eastAsia="Times New Roman" w:hAnsi="Times New Roman"/>
+          <w:b w:val="1"/>
+          <w:bCs w:val="1"/>
+          <w:rtl w:val="0"/>
+        </w:rPr>
+        <w:t xml:space="preserve">Git</w:t>
+      </w:r>
+      <w:r>
+        <w:rPr>
+          <w:rFonts w:ascii="Times New Roman" w:cs="Times New Roman" w:eastAsia="Times New Roman" w:hAnsi="Times New Roman"/>
+          <w:rtl w:val="0"/>
+        </w:rPr>
+        <w:t xml:space="preserve">, with force-directed layouts, zoom/pan, draggable nodes, and dependency-aware highlighting.</w:t>
+      </w:r>
+    </w:p>
+    <w:p>
+      <w:pPr>
+        <w:numPr>
+          <w:ilvl w:val="0"/>
+          <w:numId w:val="1"/>
+        </w:numPr>
+        <w:tabs>
+          <w:tab w:val="right" w:leader="none" w:pos="9360"/>
+        </w:tabs>
+        <w:ind w:left="720" w:hanging="360"/>
+        <w:rPr>
+          <w:rFonts w:ascii="Times New Roman" w:cs="Times New Roman" w:eastAsia="Times New Roman" w:hAnsi="Times New Roman"/>
+        </w:rPr>
+      </w:pPr>
+      <w:r>
+        <w:rPr>
+          <w:rFonts w:ascii="Times New Roman" w:cs="Times New Roman" w:eastAsia="Times New Roman" w:hAnsi="Times New Roman"/>
+          <w:rtl w:val="0"/>
+        </w:rPr>
+        <w:t xml:space="preserve">Engineered a maintainable and extensible concept architecture with automatically computed dependency tiers, live search, </w:t>
+      </w:r>
+      <w:r>
+        <w:rPr>
+          <w:rFonts w:ascii="Times New Roman" w:cs="Times New Roman" w:eastAsia="Times New Roman" w:hAnsi="Times New Roman"/>
+          <w:b w:val="1"/>
+          <w:bCs w:val="1"/>
+          <w:rtl w:val="0"/>
+        </w:rPr>
+        <w:t xml:space="preserve">LaTeX </w:t>
+      </w:r>
+      <w:r>
+        <w:rPr>
+          <w:rFonts w:ascii="Times New Roman" w:cs="Times New Roman" w:eastAsia="Times New Roman" w:hAnsi="Times New Roman"/>
+          <w:rtl w:val="0"/>
+        </w:rPr>
+        <w:t xml:space="preserve">rendering, and lazy-loaded rich content modules.</w:t>
+      </w:r>
+    </w:p>
+    <w:p>
+      <w:pPr>
+        <w:tabs>
+          <w:tab w:val="right" w:leader="none" w:pos="9360"/>
+        </w:tabs>
+        <w:rPr>
+          <w:rFonts w:ascii="Times New Roman" w:cs="Times New Roman" w:eastAsia="Times New Roman" w:hAnsi="Times New Roman"/>
+        </w:rPr>
+      </w:pPr>
+      <w:hyperlink r:id="rId11">
         <w:r>
           <w:rPr>
             <w:rFonts w:ascii="Times New Roman" w:cs="Times New Roman" w:eastAsia="Times New Roman" w:hAnsi="Times New Roman"/>
@@ -861,7 +1170,7 @@
           <w:iCs w:val="1"/>
           <w:rtl w:val="0"/>
         </w:rPr>
-        <w:t xml:space="preserve">Java 25, JUnit</w:t>
+        <w:t xml:space="preserve">Java, JUnit</w:t>
       </w:r>
       <w:r>
         <w:rPr>
@@ -904,7 +1213,7 @@
           <w:rFonts w:ascii="Times New Roman" w:cs="Times New Roman" w:eastAsia="Times New Roman" w:hAnsi="Times New Roman"/>
           <w:rtl w:val="0"/>
         </w:rPr>
-        <w:t xml:space="preserve">Unbeatable closed search algorithm for a zero-sum game, implemented using clean and modular software architecture with sophisticated documentation in modern </w:t>
+        <w:t xml:space="preserve">Unbeatable closed search algorithm for a zero-sum game, implemented using clean and modular OOP software architecture with sophisticated documentation in modern </w:t>
       </w:r>
       <w:r>
         <w:rPr>
@@ -921,214 +1230,6 @@
           <w:rtl w:val="0"/>
         </w:rPr>
         <w:t xml:space="preserve">.</w:t>
-      </w:r>
-    </w:p>
-    <w:p>
-      <w:pPr>
-        <w:tabs>
-          <w:tab w:val="right" w:leader="none" w:pos="9360"/>
-        </w:tabs>
-        <w:rPr>
-          <w:rFonts w:ascii="Times New Roman" w:cs="Times New Roman" w:eastAsia="Times New Roman" w:hAnsi="Times New Roman"/>
-        </w:rPr>
-      </w:pPr>
-      <w:hyperlink r:id="rId11">
-        <w:r>
-          <w:rPr>
-            <w:rFonts w:ascii="Times New Roman" w:cs="Times New Roman" w:eastAsia="Times New Roman" w:hAnsi="Times New Roman"/>
-            <w:b w:val="1"/>
-            <w:bCs w:val="1"/>
-            <w:u w:val="single"/>
-            <w:rtl w:val="0"/>
-          </w:rPr>
-          <w:t xml:space="preserve">Personal Portfolio Website</w:t>
-        </w:r>
-      </w:hyperlink>
-      <w:r>
-        <w:rPr>
-          <w:rFonts w:ascii="Times New Roman" w:cs="Times New Roman" w:eastAsia="Times New Roman" w:hAnsi="Times New Roman"/>
-          <w:b w:val="1"/>
-          <w:bCs w:val="1"/>
-          <w:rtl w:val="0"/>
-        </w:rPr>
-        <w:t xml:space="preserve"> |</w:t>
-      </w:r>
-      <w:r>
-        <w:rPr>
-          <w:rFonts w:ascii="Times New Roman" w:cs="Times New Roman" w:eastAsia="Times New Roman" w:hAnsi="Times New Roman"/>
-          <w:rtl w:val="0"/>
-        </w:rPr>
-        <w:t xml:space="preserve"> </w:t>
-      </w:r>
-      <w:r>
-        <w:rPr>
-          <w:rFonts w:ascii="Times New Roman" w:cs="Times New Roman" w:eastAsia="Times New Roman" w:hAnsi="Times New Roman"/>
-          <w:i w:val="1"/>
-          <w:iCs w:val="1"/>
-          <w:rtl w:val="0"/>
-        </w:rPr>
-        <w:t xml:space="preserve">HTML, CSS, JS, Git</w:t>
-      </w:r>
-      <w:r>
-        <w:rPr>
-          <w:rFonts w:ascii="Times New Roman" w:cs="Times New Roman" w:eastAsia="Times New Roman" w:hAnsi="Times New Roman"/>
-          <w:rtl w:val="0"/>
-        </w:rPr>
-        <w:tab/>
-      </w:r>
-      <w:r>
-        <w:rPr>
-          <w:rFonts w:ascii="Times New Roman" w:cs="Times New Roman" w:eastAsia="Times New Roman" w:hAnsi="Times New Roman"/>
-          <w:i w:val="1"/>
-          <w:iCs w:val="1"/>
-          <w:rtl w:val="0"/>
-        </w:rPr>
-        <w:t xml:space="preserve">June 2025</w:t>
-      </w:r>
-      <w:r>
-        <w:rPr>
-          <w:rtl w:val="0"/>
-        </w:rPr>
-      </w:r>
-    </w:p>
-    <w:p>
-      <w:pPr>
-        <w:numPr>
-          <w:ilvl w:val="0"/>
-          <w:numId w:val="1"/>
-        </w:numPr>
-        <w:tabs>
-          <w:tab w:val="right" w:leader="none" w:pos="9360"/>
-        </w:tabs>
-        <w:ind w:left="720" w:hanging="360"/>
-        <w:rPr>
-          <w:rFonts w:ascii="Times New Roman" w:cs="Times New Roman" w:eastAsia="Times New Roman" w:hAnsi="Times New Roman"/>
-        </w:rPr>
-      </w:pPr>
-      <w:r>
-        <w:rPr>
-          <w:rFonts w:ascii="Times New Roman" w:cs="Times New Roman" w:eastAsia="Times New Roman" w:hAnsi="Times New Roman"/>
-          <w:rtl w:val="0"/>
-        </w:rPr>
-        <w:t xml:space="preserve">Independently developed a responsive static portfolio website with </w:t>
-      </w:r>
-      <w:r>
-        <w:rPr>
-          <w:rFonts w:ascii="Times New Roman" w:cs="Times New Roman" w:eastAsia="Times New Roman" w:hAnsi="Times New Roman"/>
-          <w:b w:val="1"/>
-          <w:bCs w:val="1"/>
-          <w:rtl w:val="0"/>
-        </w:rPr>
-        <w:t xml:space="preserve">HTML</w:t>
-      </w:r>
-      <w:r>
-        <w:rPr>
-          <w:rFonts w:ascii="Times New Roman" w:cs="Times New Roman" w:eastAsia="Times New Roman" w:hAnsi="Times New Roman"/>
-          <w:rtl w:val="0"/>
-        </w:rPr>
-        <w:t xml:space="preserve">/</w:t>
-      </w:r>
-      <w:r>
-        <w:rPr>
-          <w:rFonts w:ascii="Times New Roman" w:cs="Times New Roman" w:eastAsia="Times New Roman" w:hAnsi="Times New Roman"/>
-          <w:b w:val="1"/>
-          <w:bCs w:val="1"/>
-          <w:rtl w:val="0"/>
-        </w:rPr>
-        <w:t xml:space="preserve">CSS</w:t>
-      </w:r>
-      <w:r>
-        <w:rPr>
-          <w:rFonts w:ascii="Times New Roman" w:cs="Times New Roman" w:eastAsia="Times New Roman" w:hAnsi="Times New Roman"/>
-          <w:rtl w:val="0"/>
-        </w:rPr>
-        <w:t xml:space="preserve"> and </w:t>
-      </w:r>
-      <w:r>
-        <w:rPr>
-          <w:rFonts w:ascii="Times New Roman" w:cs="Times New Roman" w:eastAsia="Times New Roman" w:hAnsi="Times New Roman"/>
-          <w:b w:val="1"/>
-          <w:bCs w:val="1"/>
-          <w:rtl w:val="0"/>
-        </w:rPr>
-        <w:t xml:space="preserve">JS</w:t>
-      </w:r>
-      <w:r>
-        <w:rPr>
-          <w:rFonts w:ascii="Times New Roman" w:cs="Times New Roman" w:eastAsia="Times New Roman" w:hAnsi="Times New Roman"/>
-          <w:rtl w:val="0"/>
-        </w:rPr>
-        <w:t xml:space="preserve">, hosted live via </w:t>
-      </w:r>
-      <w:r>
-        <w:rPr>
-          <w:rFonts w:ascii="Times New Roman" w:cs="Times New Roman" w:eastAsia="Times New Roman" w:hAnsi="Times New Roman"/>
-          <w:b w:val="1"/>
-          <w:bCs w:val="1"/>
-          <w:rtl w:val="0"/>
-        </w:rPr>
-        <w:t xml:space="preserve">GitHub Pages</w:t>
-      </w:r>
-      <w:r>
-        <w:rPr>
-          <w:rFonts w:ascii="Times New Roman" w:cs="Times New Roman" w:eastAsia="Times New Roman" w:hAnsi="Times New Roman"/>
-          <w:rtl w:val="0"/>
-        </w:rPr>
-        <w:t xml:space="preserve">.</w:t>
-      </w:r>
-    </w:p>
-    <w:p>
-      <w:pPr>
-        <w:numPr>
-          <w:ilvl w:val="0"/>
-          <w:numId w:val="1"/>
-        </w:numPr>
-        <w:tabs>
-          <w:tab w:val="right" w:leader="none" w:pos="9360"/>
-        </w:tabs>
-        <w:ind w:left="720" w:hanging="360"/>
-        <w:rPr>
-          <w:rFonts w:ascii="Times New Roman" w:cs="Times New Roman" w:eastAsia="Times New Roman" w:hAnsi="Times New Roman"/>
-        </w:rPr>
-      </w:pPr>
-      <w:r>
-        <w:rPr>
-          <w:rFonts w:ascii="Times New Roman" w:cs="Times New Roman" w:eastAsia="Times New Roman" w:hAnsi="Times New Roman"/>
-          <w:rtl w:val="0"/>
-        </w:rPr>
-        <w:t xml:space="preserve">Leveraged </w:t>
-      </w:r>
-      <w:r>
-        <w:rPr>
-          <w:rFonts w:ascii="Times New Roman" w:cs="Times New Roman" w:eastAsia="Times New Roman" w:hAnsi="Times New Roman"/>
-          <w:b w:val="1"/>
-          <w:bCs w:val="1"/>
-          <w:rtl w:val="0"/>
-        </w:rPr>
-        <w:t xml:space="preserve">Git</w:t>
-      </w:r>
-      <w:r>
-        <w:rPr>
-          <w:rFonts w:ascii="Times New Roman" w:cs="Times New Roman" w:eastAsia="Times New Roman" w:hAnsi="Times New Roman"/>
-          <w:rtl w:val="0"/>
-        </w:rPr>
-        <w:t xml:space="preserve"> and </w:t>
-      </w:r>
-      <w:r>
-        <w:rPr>
-          <w:rFonts w:ascii="Times New Roman" w:cs="Times New Roman" w:eastAsia="Times New Roman" w:hAnsi="Times New Roman"/>
-          <w:b w:val="1"/>
-          <w:bCs w:val="1"/>
-          <w:rtl w:val="0"/>
-        </w:rPr>
-        <w:t xml:space="preserve">Visual Studio Code</w:t>
-      </w:r>
-      <w:r>
-        <w:rPr>
-          <w:rFonts w:ascii="Times New Roman" w:cs="Times New Roman" w:eastAsia="Times New Roman" w:hAnsi="Times New Roman"/>
-          <w:rtl w:val="0"/>
-        </w:rPr>
-        <w:t xml:space="preserve"> to ensure code quality and manage versions.</w:t>
       </w:r>
     </w:p>
     <w:p>
@@ -1297,17 +1398,13 @@
         <w:jc w:val="left"/>
         <w:rPr>
           <w:rFonts w:ascii="Times New Roman" w:cs="Times New Roman" w:eastAsia="Times New Roman" w:hAnsi="Times New Roman"/>
-          <w:sz w:val="24"/>
-          <w:szCs w:val="24"/>
-        </w:rPr>
-      </w:pPr>
-      <w:r>
-        <w:rPr>
-          <w:rFonts w:ascii="Times New Roman" w:cs="Times New Roman" w:eastAsia="Times New Roman" w:hAnsi="Times New Roman"/>
-          <w:b w:val="1"/>
-          <w:bCs w:val="1"/>
-          <w:sz w:val="24"/>
-          <w:szCs w:val="24"/>
+        </w:rPr>
+      </w:pPr>
+      <w:r>
+        <w:rPr>
+          <w:rFonts w:ascii="Times New Roman" w:cs="Times New Roman" w:eastAsia="Times New Roman" w:hAnsi="Times New Roman"/>
+          <w:b w:val="1"/>
+          <w:bCs w:val="1"/>
           <w:rtl w:val="0"/>
         </w:rPr>
         <w:t xml:space="preserve">Languages:</w:t>
@@ -1316,11 +1413,9 @@
       <w:r>
         <w:rPr>
           <w:rFonts w:ascii="Times New Roman" w:cs="Times New Roman" w:eastAsia="Times New Roman" w:hAnsi="Times New Roman"/>
-          <w:sz w:val="24"/>
-          <w:szCs w:val="24"/>
-          <w:rtl w:val="0"/>
-        </w:rPr>
-        <w:t xml:space="preserve">Python, Java, HTML/CSS, Bash</w:t>
+          <w:rtl w:val="0"/>
+        </w:rPr>
+        <w:t xml:space="preserve">Python, Java, C#, Bash, HTML/CSS</w:t>
       </w:r>
     </w:p>
     <w:p>
@@ -1328,92 +1423,24 @@
         <w:ind w:left="2880" w:hanging="2880"/>
         <w:rPr>
           <w:rFonts w:ascii="Times New Roman" w:cs="Times New Roman" w:eastAsia="Times New Roman" w:hAnsi="Times New Roman"/>
-          <w:sz w:val="24"/>
-          <w:szCs w:val="24"/>
-        </w:rPr>
-      </w:pPr>
-      <w:r>
-        <w:rPr>
-          <w:rFonts w:ascii="Times New Roman" w:cs="Times New Roman" w:eastAsia="Times New Roman" w:hAnsi="Times New Roman"/>
-          <w:b w:val="1"/>
-          <w:bCs w:val="1"/>
-          <w:sz w:val="24"/>
-          <w:szCs w:val="24"/>
-          <w:rtl w:val="0"/>
-        </w:rPr>
-        <w:t xml:space="preserve">Tools:</w:t>
+        </w:rPr>
+      </w:pPr>
+      <w:r>
+        <w:rPr>
+          <w:rFonts w:ascii="Times New Roman" w:cs="Times New Roman" w:eastAsia="Times New Roman" w:hAnsi="Times New Roman"/>
+          <w:b w:val="1"/>
+          <w:bCs w:val="1"/>
+          <w:rtl w:val="0"/>
+        </w:rPr>
+        <w:t xml:space="preserve">Tools &amp; Libraries:</w:t>
         <w:tab/>
       </w:r>
       <w:r>
         <w:rPr>
           <w:rFonts w:ascii="Times New Roman" w:cs="Times New Roman" w:eastAsia="Times New Roman" w:hAnsi="Times New Roman"/>
-          <w:sz w:val="24"/>
-          <w:szCs w:val="24"/>
-          <w:rtl w:val="0"/>
-        </w:rPr>
-        <w:t xml:space="preserve">Git, VS Code, IntelliJ IDEA, GitHub</w:t>
-      </w:r>
-    </w:p>
-    <w:p>
-      <w:pPr>
-        <w:ind w:left="2880" w:hanging="2880"/>
-        <w:rPr>
-          <w:rFonts w:ascii="Times New Roman" w:cs="Times New Roman" w:eastAsia="Times New Roman" w:hAnsi="Times New Roman"/>
-          <w:sz w:val="24"/>
-          <w:szCs w:val="24"/>
-        </w:rPr>
-      </w:pPr>
-      <w:r>
-        <w:rPr>
-          <w:rFonts w:ascii="Times New Roman" w:cs="Times New Roman" w:eastAsia="Times New Roman" w:hAnsi="Times New Roman"/>
-          <w:b w:val="1"/>
-          <w:bCs w:val="1"/>
-          <w:sz w:val="24"/>
-          <w:szCs w:val="24"/>
-          <w:rtl w:val="0"/>
-        </w:rPr>
-        <w:t xml:space="preserve">Libraries and APIs:</w:t>
-        <w:tab/>
-      </w:r>
-      <w:r>
-        <w:rPr>
-          <w:rFonts w:ascii="Times New Roman" w:cs="Times New Roman" w:eastAsia="Times New Roman" w:hAnsi="Times New Roman"/>
-          <w:sz w:val="24"/>
-          <w:szCs w:val="24"/>
-          <w:rtl w:val="0"/>
-        </w:rPr>
-        <w:t xml:space="preserve">Tkinter, Google Analytics, JUnit</w:t>
-      </w:r>
-    </w:p>
-    <w:p>
-      <w:pPr>
-        <w:ind w:left="2880" w:hanging="2880"/>
-        <w:rPr>
-          <w:rFonts w:ascii="Times New Roman" w:cs="Times New Roman" w:eastAsia="Times New Roman" w:hAnsi="Times New Roman"/>
-          <w:sz w:val="24"/>
-          <w:szCs w:val="24"/>
-        </w:rPr>
-      </w:pPr>
-      <w:r>
-        <w:rPr>
-          <w:rFonts w:ascii="Times New Roman" w:cs="Times New Roman" w:eastAsia="Times New Roman" w:hAnsi="Times New Roman"/>
-          <w:b w:val="1"/>
-          <w:bCs w:val="1"/>
-          <w:sz w:val="24"/>
-          <w:szCs w:val="24"/>
-          <w:rtl w:val="0"/>
-        </w:rPr>
-        <w:t xml:space="preserve">Operating Systems:</w:t>
-        <w:tab/>
-      </w:r>
-      <w:r>
-        <w:rPr>
-          <w:rFonts w:ascii="Times New Roman" w:cs="Times New Roman" w:eastAsia="Times New Roman" w:hAnsi="Times New Roman"/>
-          <w:sz w:val="24"/>
-          <w:szCs w:val="24"/>
-          <w:rtl w:val="0"/>
-        </w:rPr>
-        <w:t xml:space="preserve">Windows 10/11, Linux (Debian &amp; Arch based), MacOS</w:t>
+          <w:rtl w:val="0"/>
+        </w:rPr>
+        <w:t xml:space="preserve">Git, Linux, Vite, JUnit, React, Codex</w:t>
       </w:r>
       <w:r>
         <w:rPr>
@@ -1425,7 +1452,7 @@
       <w:headerReference r:id="rId13" w:type="default"/>
       <w:footerReference r:id="rId14" w:type="default"/>
       <w:pgSz w:h="15840" w:w="12240" w:orient="portrait"/>
-      <w:pgMar w:bottom="1440" w:top="1440" w:left="1440" w:right="1440" w:header="720" w:footer="720"/>
+      <w:pgMar w:bottom="720" w:top="720" w:left="1440" w:right="1440" w:header="720" w:footer="720"/>
       <w:pgNumType w:start="1"/>
     </w:sectPr>
   </w:body>
